--- a/Proyecto Faustino Miguez - Martin 3C.docx
+++ b/Proyecto Faustino Miguez - Martin 3C.docx
@@ -337,7 +337,7 @@
       <w:pPr>
         <w:numPr>
           <w:ilvl w:val="0"/>
-          <w:numId w:val="2"/>
+          <w:numId w:val="3"/>
         </w:numPr>
         <w:spacing w:line="360" w:lineRule="auto"/>
         <w:ind w:left="720" w:hanging="360"/>
@@ -358,7 +358,7 @@
       <w:pPr>
         <w:numPr>
           <w:ilvl w:val="0"/>
-          <w:numId w:val="2"/>
+          <w:numId w:val="3"/>
         </w:numPr>
         <w:spacing w:line="360" w:lineRule="auto"/>
         <w:ind w:left="720" w:hanging="360"/>
@@ -372,14 +372,14 @@
           <w:rFonts w:ascii="Montserrat" w:cs="Montserrat" w:eastAsia="Montserrat" w:hAnsi="Montserrat"/>
           <w:rtl w:val="0"/>
         </w:rPr>
-        <w:t xml:space="preserve">Fallecimiento: 8 de marzo de 1925</w:t>
+        <w:t xml:space="preserve">Lugar de Nacimiento: Xamirás, Orense, España</w:t>
       </w:r>
     </w:p>
     <w:p>
       <w:pPr>
         <w:numPr>
           <w:ilvl w:val="0"/>
-          <w:numId w:val="2"/>
+          <w:numId w:val="3"/>
         </w:numPr>
         <w:spacing w:line="360" w:lineRule="auto"/>
         <w:ind w:left="720" w:hanging="360"/>
@@ -393,14 +393,14 @@
           <w:rFonts w:ascii="Montserrat" w:cs="Montserrat" w:eastAsia="Montserrat" w:hAnsi="Montserrat"/>
           <w:rtl w:val="0"/>
         </w:rPr>
-        <w:t xml:space="preserve">Canonización: 15 de octubre de 2017</w:t>
+        <w:t xml:space="preserve">Profesión Religiosa: 16 de enero de 1853</w:t>
       </w:r>
     </w:p>
     <w:p>
       <w:pPr>
         <w:numPr>
           <w:ilvl w:val="0"/>
-          <w:numId w:val="2"/>
+          <w:numId w:val="3"/>
         </w:numPr>
         <w:spacing w:line="360" w:lineRule="auto"/>
         <w:ind w:left="720" w:hanging="360"/>
@@ -414,14 +414,19 @@
           <w:rFonts w:ascii="Montserrat" w:cs="Montserrat" w:eastAsia="Montserrat" w:hAnsi="Montserrat"/>
           <w:rtl w:val="0"/>
         </w:rPr>
-        <w:t xml:space="preserve">Festividad: 8 de marzo</w:t>
+        <w:t xml:space="preserve">Ordenación Sacerdotal: 8 de marzo de 1856</w:t>
+      </w:r>
+      <w:r>
+        <w:rPr>
+          <w:rtl w:val="0"/>
+        </w:rPr>
       </w:r>
     </w:p>
     <w:p>
       <w:pPr>
         <w:numPr>
           <w:ilvl w:val="0"/>
-          <w:numId w:val="2"/>
+          <w:numId w:val="3"/>
         </w:numPr>
         <w:spacing w:line="360" w:lineRule="auto"/>
         <w:ind w:left="720" w:hanging="360"/>
@@ -435,7 +440,70 @@
           <w:rFonts w:ascii="Montserrat" w:cs="Montserrat" w:eastAsia="Montserrat" w:hAnsi="Montserrat"/>
           <w:rtl w:val="0"/>
         </w:rPr>
-        <w:t xml:space="preserve">Patrono: Educadores y educadoras</w:t>
+        <w:t xml:space="preserve">Fallecimiento: 8 de marzo de 1925</w:t>
+      </w:r>
+    </w:p>
+    <w:p>
+      <w:pPr>
+        <w:numPr>
+          <w:ilvl w:val="0"/>
+          <w:numId w:val="3"/>
+        </w:numPr>
+        <w:spacing w:line="360" w:lineRule="auto"/>
+        <w:ind w:left="720" w:hanging="360"/>
+        <w:rPr>
+          <w:rFonts w:ascii="Montserrat" w:cs="Montserrat" w:eastAsia="Montserrat" w:hAnsi="Montserrat"/>
+          <w:u w:val="none"/>
+        </w:rPr>
+      </w:pPr>
+      <w:r>
+        <w:rPr>
+          <w:rFonts w:ascii="Montserrat" w:cs="Montserrat" w:eastAsia="Montserrat" w:hAnsi="Montserrat"/>
+          <w:rtl w:val="0"/>
+        </w:rPr>
+        <w:t xml:space="preserve">Lugar de Fallecimiento: Getafe, Madrid, España</w:t>
+      </w:r>
+    </w:p>
+    <w:p>
+      <w:pPr>
+        <w:numPr>
+          <w:ilvl w:val="0"/>
+          <w:numId w:val="3"/>
+        </w:numPr>
+        <w:spacing w:line="360" w:lineRule="auto"/>
+        <w:ind w:left="720" w:hanging="360"/>
+        <w:rPr>
+          <w:rFonts w:ascii="Montserrat" w:cs="Montserrat" w:eastAsia="Montserrat" w:hAnsi="Montserrat"/>
+          <w:u w:val="none"/>
+        </w:rPr>
+      </w:pPr>
+      <w:r>
+        <w:rPr>
+          <w:rFonts w:ascii="Montserrat" w:cs="Montserrat" w:eastAsia="Montserrat" w:hAnsi="Montserrat"/>
+          <w:rtl w:val="0"/>
+        </w:rPr>
+        <w:t xml:space="preserve">Canonización: 15 de octubre de 2017</w:t>
+      </w:r>
+    </w:p>
+    <w:p>
+      <w:pPr>
+        <w:numPr>
+          <w:ilvl w:val="0"/>
+          <w:numId w:val="3"/>
+        </w:numPr>
+        <w:spacing w:line="360" w:lineRule="auto"/>
+        <w:ind w:left="720" w:hanging="360"/>
+        <w:rPr>
+          <w:rFonts w:ascii="Montserrat" w:cs="Montserrat" w:eastAsia="Montserrat" w:hAnsi="Montserrat"/>
+          <w:u w:val="none"/>
+        </w:rPr>
+      </w:pPr>
+      <w:r>
+        <w:rPr>
+          <w:rFonts w:ascii="Montserrat" w:cs="Montserrat" w:eastAsia="Montserrat" w:hAnsi="Montserrat"/>
+          <w:rtl w:val="0"/>
+        </w:rPr>
+        <w:t xml:space="preserve">Festividad: 8 de marzo</w:t>
       </w:r>
     </w:p>
     <w:p>
@@ -492,7 +560,7 @@
       <w:pPr>
         <w:numPr>
           <w:ilvl w:val="0"/>
-          <w:numId w:val="3"/>
+          <w:numId w:val="4"/>
         </w:numPr>
         <w:spacing w:line="360" w:lineRule="auto"/>
         <w:ind w:left="720" w:hanging="360"/>
@@ -521,7 +589,7 @@
       <w:pPr>
         <w:numPr>
           <w:ilvl w:val="0"/>
-          <w:numId w:val="3"/>
+          <w:numId w:val="4"/>
         </w:numPr>
         <w:spacing w:line="360" w:lineRule="auto"/>
         <w:ind w:left="720" w:hanging="360"/>
@@ -550,7 +618,7 @@
       <w:pPr>
         <w:numPr>
           <w:ilvl w:val="0"/>
-          <w:numId w:val="3"/>
+          <w:numId w:val="4"/>
         </w:numPr>
         <w:spacing w:line="360" w:lineRule="auto"/>
         <w:ind w:left="720" w:hanging="360"/>
@@ -579,7 +647,7 @@
       <w:pPr>
         <w:numPr>
           <w:ilvl w:val="0"/>
-          <w:numId w:val="3"/>
+          <w:numId w:val="4"/>
         </w:numPr>
         <w:spacing w:line="360" w:lineRule="auto"/>
         <w:ind w:left="720" w:hanging="360"/>
@@ -657,7 +725,7 @@
       <w:pPr>
         <w:numPr>
           <w:ilvl w:val="0"/>
-          <w:numId w:val="1"/>
+          <w:numId w:val="2"/>
         </w:numPr>
         <w:spacing w:line="360" w:lineRule="auto"/>
         <w:ind w:left="720" w:hanging="360"/>
@@ -681,6 +749,297 @@
           <w:rtl w:val="0"/>
         </w:rPr>
         <w:t xml:space="preserve">Dejemos obrar a Dios que para mejor será.»</w:t>
+      </w:r>
+    </w:p>
+    <w:p>
+      <w:pPr>
+        <w:numPr>
+          <w:ilvl w:val="0"/>
+          <w:numId w:val="2"/>
+        </w:numPr>
+        <w:spacing w:line="360" w:lineRule="auto"/>
+        <w:ind w:left="720" w:hanging="360"/>
+        <w:rPr>
+          <w:rFonts w:ascii="Montserrat" w:cs="Montserrat" w:eastAsia="Montserrat" w:hAnsi="Montserrat"/>
+          <w:i w:val="1"/>
+        </w:rPr>
+      </w:pPr>
+      <w:r>
+        <w:rPr>
+          <w:rFonts w:ascii="Montserrat" w:cs="Montserrat" w:eastAsia="Montserrat" w:hAnsi="Montserrat"/>
+          <w:i w:val="1"/>
+          <w:rtl w:val="0"/>
+        </w:rPr>
+        <w:t xml:space="preserve">«Si a ejemplo de mi Divino Maestro debo mirar en primer término por la salud del alma, también estoy en la obligación de atender, según mis fuerzas, a la del cuerpo.»</w:t>
+      </w:r>
+    </w:p>
+    <w:p>
+      <w:pPr>
+        <w:numPr>
+          <w:ilvl w:val="0"/>
+          <w:numId w:val="2"/>
+        </w:numPr>
+        <w:spacing w:line="360" w:lineRule="auto"/>
+        <w:ind w:left="720" w:hanging="360"/>
+        <w:rPr>
+          <w:rFonts w:ascii="Montserrat" w:cs="Montserrat" w:eastAsia="Montserrat" w:hAnsi="Montserrat"/>
+          <w:i w:val="1"/>
+          <w:u w:val="none"/>
+        </w:rPr>
+      </w:pPr>
+      <w:r>
+        <w:rPr>
+          <w:rFonts w:ascii="Montserrat" w:cs="Montserrat" w:eastAsia="Montserrat" w:hAnsi="Montserrat"/>
+          <w:i w:val="1"/>
+          <w:rtl w:val="0"/>
+        </w:rPr>
+        <w:t xml:space="preserve">«Buscar almas y </w:t>
+      </w:r>
+      <w:r>
+        <w:rPr>
+          <w:rFonts w:ascii="Montserrat" w:cs="Montserrat" w:eastAsia="Montserrat" w:hAnsi="Montserrat"/>
+          <w:i w:val="1"/>
+          <w:rtl w:val="0"/>
+        </w:rPr>
+        <w:t xml:space="preserve">encaminarlas</w:t>
+      </w:r>
+      <w:r>
+        <w:rPr>
+          <w:rFonts w:ascii="Montserrat" w:cs="Montserrat" w:eastAsia="Montserrat" w:hAnsi="Montserrat"/>
+          <w:i w:val="1"/>
+          <w:rtl w:val="0"/>
+        </w:rPr>
+        <w:t xml:space="preserve"> a Dios por todos los medios que estén al alcance de la caridad».</w:t>
+      </w:r>
+    </w:p>
+    <w:p>
+      <w:pPr>
+        <w:numPr>
+          <w:ilvl w:val="0"/>
+          <w:numId w:val="2"/>
+        </w:numPr>
+        <w:spacing w:line="360" w:lineRule="auto"/>
+        <w:ind w:left="720" w:hanging="360"/>
+        <w:rPr>
+          <w:rFonts w:ascii="Montserrat" w:cs="Montserrat" w:eastAsia="Montserrat" w:hAnsi="Montserrat"/>
+          <w:i w:val="1"/>
+          <w:u w:val="none"/>
+        </w:rPr>
+      </w:pPr>
+      <w:r>
+        <w:rPr>
+          <w:rFonts w:ascii="Montserrat" w:cs="Montserrat" w:eastAsia="Montserrat" w:hAnsi="Montserrat"/>
+          <w:i w:val="1"/>
+          <w:rtl w:val="0"/>
+        </w:rPr>
+        <w:t xml:space="preserve">«Evitar que la inocencia del corazón se pierda entre las tinieblas de la ignorancia».</w:t>
+      </w:r>
+    </w:p>
+    <w:p>
+      <w:pPr>
+        <w:spacing w:line="360" w:lineRule="auto"/>
+        <w:rPr>
+          <w:rFonts w:ascii="Montserrat" w:cs="Montserrat" w:eastAsia="Montserrat" w:hAnsi="Montserrat"/>
+          <w:i w:val="1"/>
+        </w:rPr>
+      </w:pPr>
+      <w:r>
+        <w:rPr>
+          <w:rtl w:val="0"/>
+        </w:rPr>
+      </w:r>
+    </w:p>
+    <w:p>
+      <w:pPr>
+        <w:keepNext w:val="0"/>
+        <w:keepLines w:val="0"/>
+        <w:pageBreakBefore w:val="0"/>
+        <w:widowControl w:val="1"/>
+        <w:pBdr>
+          <w:top w:space="0" w:sz="0" w:val="nil"/>
+          <w:left w:space="0" w:sz="0" w:val="nil"/>
+          <w:bottom w:space="0" w:sz="0" w:val="nil"/>
+          <w:right w:space="0" w:sz="0" w:val="nil"/>
+          <w:between w:space="0" w:sz="0" w:val="nil"/>
+        </w:pBdr>
+        <w:shd w:fill="auto" w:val="clear"/>
+        <w:spacing w:after="0" w:before="0" w:line="360" w:lineRule="auto"/>
+        <w:ind w:left="0" w:right="0" w:firstLine="0"/>
+        <w:jc w:val="left"/>
+        <w:rPr>
+          <w:rFonts w:ascii="Montserrat" w:cs="Montserrat" w:eastAsia="Montserrat" w:hAnsi="Montserrat"/>
+          <w:i w:val="1"/>
+        </w:rPr>
+      </w:pPr>
+      <w:r>
+        <w:rPr>
+          <w:rFonts w:ascii="Montserrat" w:cs="Montserrat" w:eastAsia="Montserrat" w:hAnsi="Montserrat"/>
+          <w:color w:val="a64d79"/>
+          <w:sz w:val="32"/>
+          <w:szCs w:val="32"/>
+          <w:u w:val="single"/>
+          <w:rtl w:val="0"/>
+        </w:rPr>
+        <w:t xml:space="preserve">Galería de Imágenes: </w:t>
+      </w:r>
+      <w:r>
+        <w:rPr>
+          <w:rtl w:val="0"/>
+        </w:rPr>
+      </w:r>
+    </w:p>
+    <w:p>
+      <w:pPr>
+        <w:spacing w:line="360" w:lineRule="auto"/>
+        <w:rPr>
+          <w:rFonts w:ascii="Montserrat" w:cs="Montserrat" w:eastAsia="Montserrat" w:hAnsi="Montserrat"/>
+          <w:i w:val="1"/>
+        </w:rPr>
+      </w:pPr>
+      <w:r>
+        <w:rPr>
+          <w:rFonts w:ascii="Montserrat" w:cs="Montserrat" w:eastAsia="Montserrat" w:hAnsi="Montserrat"/>
+          <w:i w:val="1"/>
+          <w:rtl w:val="0"/>
+        </w:rPr>
+        <w:t xml:space="preserve"> </w:t>
+      </w:r>
+      <w:r>
+        <w:rPr>
+          <w:rFonts w:ascii="Montserrat" w:cs="Montserrat" w:eastAsia="Montserrat" w:hAnsi="Montserrat"/>
+          <w:i w:val="1"/>
+        </w:rPr>
+        <w:drawing>
+          <wp:inline distB="114300" distT="114300" distL="114300" distR="114300">
+            <wp:extent cx="2374972" cy="3504403"/>
+            <wp:effectExtent b="0" l="0" r="0" t="0"/>
+            <wp:docPr id="1" name="image2.jpg"/>
+            <a:graphic>
+              <a:graphicData uri="http://schemas.openxmlformats.org/drawingml/2006/picture">
+                <pic:pic>
+                  <pic:nvPicPr>
+                    <pic:cNvPr id="0" name="image2.jpg"/>
+                    <pic:cNvPicPr preferRelativeResize="0"/>
+                  </pic:nvPicPr>
+                  <pic:blipFill>
+                    <a:blip r:embed="rId6"/>
+                    <a:srcRect b="0" l="0" r="0" t="0"/>
+                    <a:stretch>
+                      <a:fillRect/>
+                    </a:stretch>
+                  </pic:blipFill>
+                  <pic:spPr>
+                    <a:xfrm>
+                      <a:off x="0" y="0"/>
+                      <a:ext cx="2374972" cy="3504403"/>
+                    </a:xfrm>
+                    <a:prstGeom prst="rect"/>
+                    <a:ln/>
+                  </pic:spPr>
+                </pic:pic>
+              </a:graphicData>
+            </a:graphic>
+          </wp:inline>
+        </w:drawing>
+      </w:r>
+      <w:r>
+        <w:rPr>
+          <w:rFonts w:ascii="Montserrat" w:cs="Montserrat" w:eastAsia="Montserrat" w:hAnsi="Montserrat"/>
+          <w:i w:val="1"/>
+        </w:rPr>
+        <w:drawing>
+          <wp:inline distB="114300" distT="114300" distL="114300" distR="114300">
+            <wp:extent cx="2482778" cy="3505725"/>
+            <wp:effectExtent b="0" l="0" r="0" t="0"/>
+            <wp:docPr id="2" name="image1.jpg"/>
+            <a:graphic>
+              <a:graphicData uri="http://schemas.openxmlformats.org/drawingml/2006/picture">
+                <pic:pic>
+                  <pic:nvPicPr>
+                    <pic:cNvPr id="0" name="image1.jpg"/>
+                    <pic:cNvPicPr preferRelativeResize="0"/>
+                  </pic:nvPicPr>
+                  <pic:blipFill>
+                    <a:blip r:embed="rId7"/>
+                    <a:srcRect b="0" l="0" r="0" t="0"/>
+                    <a:stretch>
+                      <a:fillRect/>
+                    </a:stretch>
+                  </pic:blipFill>
+                  <pic:spPr>
+                    <a:xfrm>
+                      <a:off x="0" y="0"/>
+                      <a:ext cx="2482778" cy="3505725"/>
+                    </a:xfrm>
+                    <a:prstGeom prst="rect"/>
+                    <a:ln/>
+                  </pic:spPr>
+                </pic:pic>
+              </a:graphicData>
+            </a:graphic>
+          </wp:inline>
+        </w:drawing>
+      </w:r>
+      <w:r>
+        <w:rPr>
+          <w:rtl w:val="0"/>
+        </w:rPr>
+      </w:r>
+    </w:p>
+    <w:p>
+      <w:pPr>
+        <w:spacing w:line="360" w:lineRule="auto"/>
+        <w:rPr>
+          <w:rFonts w:ascii="Montserrat" w:cs="Montserrat" w:eastAsia="Montserrat" w:hAnsi="Montserrat"/>
+          <w:i w:val="1"/>
+        </w:rPr>
+      </w:pPr>
+      <w:r>
+        <w:rPr>
+          <w:rtl w:val="0"/>
+        </w:rPr>
+      </w:r>
+    </w:p>
+    <w:p>
+      <w:pPr>
+        <w:spacing w:line="360" w:lineRule="auto"/>
+        <w:rPr>
+          <w:rFonts w:ascii="Montserrat" w:cs="Montserrat" w:eastAsia="Montserrat" w:hAnsi="Montserrat"/>
+          <w:i w:val="1"/>
+        </w:rPr>
+      </w:pPr>
+      <w:r>
+        <w:rPr>
+          <w:rtl w:val="0"/>
+        </w:rPr>
+      </w:r>
+    </w:p>
+    <w:p>
+      <w:pPr>
+        <w:spacing w:line="360" w:lineRule="auto"/>
+        <w:rPr>
+          <w:rFonts w:ascii="Montserrat" w:cs="Montserrat" w:eastAsia="Montserrat" w:hAnsi="Montserrat"/>
+          <w:i w:val="1"/>
+        </w:rPr>
+      </w:pPr>
+      <w:r>
+        <w:rPr>
+          <w:rFonts w:ascii="Montserrat" w:cs="Montserrat" w:eastAsia="Montserrat" w:hAnsi="Montserrat"/>
+          <w:color w:val="a64d79"/>
+          <w:sz w:val="32"/>
+          <w:szCs w:val="32"/>
+          <w:u w:val="single"/>
+          <w:rtl w:val="0"/>
+        </w:rPr>
+        <w:t xml:space="preserve">Repositorio “proyecto”:</w:t>
+      </w:r>
+      <w:r>
+        <w:rPr>
+          <w:rFonts w:ascii="Montserrat" w:cs="Montserrat" w:eastAsia="Montserrat" w:hAnsi="Montserrat"/>
+          <w:i w:val="1"/>
+          <w:rtl w:val="0"/>
+        </w:rPr>
+        <w:t xml:space="preserve"> </w:t>
       </w:r>
     </w:p>
     <w:p>
@@ -694,123 +1053,179 @@
         <w:rPr>
           <w:rFonts w:ascii="Montserrat" w:cs="Montserrat" w:eastAsia="Montserrat" w:hAnsi="Montserrat"/>
           <w:i w:val="1"/>
-        </w:rPr>
-      </w:pPr>
-      <w:r>
-        <w:rPr>
-          <w:rFonts w:ascii="Montserrat" w:cs="Montserrat" w:eastAsia="Montserrat" w:hAnsi="Montserrat"/>
-          <w:i w:val="1"/>
-          <w:rtl w:val="0"/>
-        </w:rPr>
-        <w:t xml:space="preserve">«Si a ejemplo de mi Divino Maestro debo mirar en primer término por la salud del alma, también estoy en la obligación de atender, según mis fuerzas, a la del cuerpo.»</w:t>
-      </w:r>
-    </w:p>
-    <w:p>
-      <w:pPr>
+          <w:u w:val="none"/>
+        </w:rPr>
+      </w:pPr>
+      <w:hyperlink r:id="rId8">
+        <w:r>
+          <w:rPr>
+            <w:rFonts w:ascii="Montserrat" w:cs="Montserrat" w:eastAsia="Montserrat" w:hAnsi="Montserrat"/>
+            <w:i w:val="1"/>
+            <w:color w:val="1155cc"/>
+            <w:u w:val="single"/>
+            <w:rtl w:val="0"/>
+          </w:rPr>
+          <w:t xml:space="preserve">https://github.com/sofymartin/proyect</w:t>
+        </w:r>
+      </w:hyperlink>
+      <w:r>
+        <w:rPr>
+          <w:rFonts w:ascii="Montserrat" w:cs="Montserrat" w:eastAsia="Montserrat" w:hAnsi="Montserrat"/>
+          <w:i w:val="1"/>
+          <w:color w:val="1155cc"/>
+          <w:u w:val="single"/>
+          <w:rtl w:val="0"/>
+        </w:rPr>
+        <w:t xml:space="preserve">o </w:t>
+      </w:r>
+      <w:r>
+        <w:rPr>
+          <w:rtl w:val="0"/>
+        </w:rPr>
+      </w:r>
+    </w:p>
+    <w:p>
+      <w:pPr>
+        <w:spacing w:line="360" w:lineRule="auto"/>
+        <w:rPr>
+          <w:rFonts w:ascii="Montserrat" w:cs="Montserrat" w:eastAsia="Montserrat" w:hAnsi="Montserrat"/>
+          <w:color w:val="a64d79"/>
+          <w:sz w:val="32"/>
+          <w:szCs w:val="32"/>
+          <w:u w:val="single"/>
+        </w:rPr>
+      </w:pPr>
+      <w:r>
+        <w:rPr>
+          <w:rFonts w:ascii="Montserrat" w:cs="Montserrat" w:eastAsia="Montserrat" w:hAnsi="Montserrat"/>
+          <w:color w:val="a64d79"/>
+          <w:sz w:val="32"/>
+          <w:szCs w:val="32"/>
+          <w:u w:val="single"/>
+          <w:rtl w:val="0"/>
+        </w:rPr>
+        <w:t xml:space="preserve">Fuentes de Consulta: </w:t>
+      </w:r>
+    </w:p>
+    <w:p>
+      <w:pPr>
+        <w:keepNext w:val="0"/>
+        <w:keepLines w:val="0"/>
+        <w:pageBreakBefore w:val="0"/>
+        <w:widowControl w:val="1"/>
         <w:numPr>
           <w:ilvl w:val="0"/>
-          <w:numId w:val="1"/>
+          <w:numId w:val="2"/>
         </w:numPr>
-        <w:spacing w:line="360" w:lineRule="auto"/>
-        <w:ind w:left="720" w:hanging="360"/>
-        <w:rPr>
-          <w:rFonts w:ascii="Montserrat" w:cs="Montserrat" w:eastAsia="Montserrat" w:hAnsi="Montserrat"/>
-          <w:i w:val="1"/>
-          <w:u w:val="none"/>
-        </w:rPr>
-      </w:pPr>
-      <w:r>
-        <w:rPr>
-          <w:rFonts w:ascii="Montserrat" w:cs="Montserrat" w:eastAsia="Montserrat" w:hAnsi="Montserrat"/>
-          <w:i w:val="1"/>
-          <w:rtl w:val="0"/>
-        </w:rPr>
-        <w:t xml:space="preserve">«Buscar almas y </w:t>
-      </w:r>
-      <w:r>
-        <w:rPr>
-          <w:rFonts w:ascii="Montserrat" w:cs="Montserrat" w:eastAsia="Montserrat" w:hAnsi="Montserrat"/>
-          <w:i w:val="1"/>
-          <w:rtl w:val="0"/>
-        </w:rPr>
-        <w:t xml:space="preserve">encaminarlas</w:t>
-      </w:r>
-      <w:r>
-        <w:rPr>
-          <w:rFonts w:ascii="Montserrat" w:cs="Montserrat" w:eastAsia="Montserrat" w:hAnsi="Montserrat"/>
-          <w:i w:val="1"/>
-          <w:rtl w:val="0"/>
-        </w:rPr>
-        <w:t xml:space="preserve"> a Dios por todos los medios que estén al alcance de la caridad».</w:t>
-      </w:r>
-    </w:p>
-    <w:p>
-      <w:pPr>
+        <w:pBdr>
+          <w:top w:space="0" w:sz="0" w:val="nil"/>
+          <w:left w:space="0" w:sz="0" w:val="nil"/>
+          <w:bottom w:space="0" w:sz="0" w:val="nil"/>
+          <w:right w:space="0" w:sz="0" w:val="nil"/>
+          <w:between w:space="0" w:sz="0" w:val="nil"/>
+        </w:pBdr>
+        <w:shd w:fill="auto" w:val="clear"/>
+        <w:spacing w:after="0" w:before="0" w:line="360" w:lineRule="auto"/>
+        <w:ind w:left="720" w:right="0" w:hanging="360"/>
+        <w:jc w:val="left"/>
+        <w:rPr>
+          <w:rFonts w:ascii="Montserrat" w:cs="Montserrat" w:eastAsia="Montserrat" w:hAnsi="Montserrat"/>
+          <w:i w:val="1"/>
+        </w:rPr>
+      </w:pPr>
+      <w:hyperlink r:id="rId9">
+        <w:r>
+          <w:rPr>
+            <w:rFonts w:ascii="Montserrat" w:cs="Montserrat" w:eastAsia="Montserrat" w:hAnsi="Montserrat"/>
+            <w:i w:val="1"/>
+            <w:color w:val="1155cc"/>
+            <w:u w:val="single"/>
+            <w:rtl w:val="0"/>
+          </w:rPr>
+          <w:t xml:space="preserve">https://www.institutocalasancio.es/fundador/p-faustino-miguez</w:t>
+        </w:r>
+      </w:hyperlink>
+      <w:r>
+        <w:rPr>
+          <w:rtl w:val="0"/>
+        </w:rPr>
+      </w:r>
+    </w:p>
+    <w:p>
+      <w:pPr>
+        <w:keepNext w:val="0"/>
+        <w:keepLines w:val="0"/>
+        <w:pageBreakBefore w:val="0"/>
+        <w:widowControl w:val="1"/>
         <w:numPr>
           <w:ilvl w:val="0"/>
-          <w:numId w:val="1"/>
+          <w:numId w:val="2"/>
         </w:numPr>
-        <w:spacing w:line="360" w:lineRule="auto"/>
-        <w:ind w:left="720" w:hanging="360"/>
+        <w:pBdr>
+          <w:top w:space="0" w:sz="0" w:val="nil"/>
+          <w:left w:space="0" w:sz="0" w:val="nil"/>
+          <w:bottom w:space="0" w:sz="0" w:val="nil"/>
+          <w:right w:space="0" w:sz="0" w:val="nil"/>
+          <w:between w:space="0" w:sz="0" w:val="nil"/>
+        </w:pBdr>
+        <w:shd w:fill="auto" w:val="clear"/>
+        <w:spacing w:after="0" w:before="0" w:line="360" w:lineRule="auto"/>
+        <w:ind w:left="720" w:right="0" w:hanging="360"/>
+        <w:jc w:val="left"/>
         <w:rPr>
           <w:rFonts w:ascii="Montserrat" w:cs="Montserrat" w:eastAsia="Montserrat" w:hAnsi="Montserrat"/>
           <w:i w:val="1"/>
           <w:u w:val="none"/>
         </w:rPr>
       </w:pPr>
-      <w:r>
-        <w:rPr>
-          <w:rFonts w:ascii="Montserrat" w:cs="Montserrat" w:eastAsia="Montserrat" w:hAnsi="Montserrat"/>
-          <w:i w:val="1"/>
-          <w:rtl w:val="0"/>
-        </w:rPr>
-        <w:t xml:space="preserve">«Evitar que la inocencia del corazón se pierda entre las tinieblas de la ignorancia».</w:t>
-      </w:r>
-    </w:p>
-    <w:p>
-      <w:pPr>
-        <w:spacing w:line="360" w:lineRule="auto"/>
-        <w:rPr>
-          <w:rFonts w:ascii="Montserrat" w:cs="Montserrat" w:eastAsia="Montserrat" w:hAnsi="Montserrat"/>
-          <w:i w:val="1"/>
-        </w:rPr>
-      </w:pPr>
-      <w:r>
-        <w:rPr>
-          <w:rtl w:val="0"/>
-        </w:rPr>
-      </w:r>
-    </w:p>
-    <w:p>
-      <w:pPr>
-        <w:spacing w:line="360" w:lineRule="auto"/>
-        <w:rPr>
-          <w:rFonts w:ascii="Montserrat" w:cs="Montserrat" w:eastAsia="Montserrat" w:hAnsi="Montserrat"/>
-          <w:i w:val="1"/>
-        </w:rPr>
-      </w:pPr>
-      <w:r>
-        <w:rPr>
-          <w:rtl w:val="0"/>
-        </w:rPr>
-      </w:r>
-    </w:p>
-    <w:p>
-      <w:pPr>
-        <w:spacing w:line="360" w:lineRule="auto"/>
-        <w:rPr>
-          <w:rFonts w:ascii="Montserrat" w:cs="Montserrat" w:eastAsia="Montserrat" w:hAnsi="Montserrat"/>
-          <w:i w:val="1"/>
-        </w:rPr>
-      </w:pPr>
-      <w:r>
-        <w:rPr>
-          <w:rFonts w:ascii="Montserrat" w:cs="Montserrat" w:eastAsia="Montserrat" w:hAnsi="Montserrat"/>
-          <w:i w:val="1"/>
-          <w:rtl w:val="0"/>
-        </w:rPr>
-        <w:t xml:space="preserve">Repositorio “proyecto”: https://github.com/sofymartin/proyecto</w:t>
-      </w:r>
+      <w:hyperlink r:id="rId10">
+        <w:r>
+          <w:rPr>
+            <w:rFonts w:ascii="Montserrat" w:cs="Montserrat" w:eastAsia="Montserrat" w:hAnsi="Montserrat"/>
+            <w:i w:val="1"/>
+            <w:color w:val="1155cc"/>
+            <w:u w:val="single"/>
+            <w:rtl w:val="0"/>
+          </w:rPr>
+          <w:t xml:space="preserve">https://es.catholic.net/op/articulos/34916%20/padre-faustino-miguez-santo.html#modal</w:t>
+        </w:r>
+      </w:hyperlink>
+      <w:r>
+        <w:rPr>
+          <w:rFonts w:ascii="Montserrat" w:cs="Montserrat" w:eastAsia="Montserrat" w:hAnsi="Montserrat"/>
+          <w:i w:val="1"/>
+          <w:rtl w:val="0"/>
+        </w:rPr>
+        <w:t xml:space="preserve"> </w:t>
+      </w:r>
+      <w:r>
+        <w:rPr>
+          <w:rtl w:val="0"/>
+        </w:rPr>
+      </w:r>
+    </w:p>
+    <w:p>
+      <w:pPr>
+        <w:keepNext w:val="0"/>
+        <w:keepLines w:val="0"/>
+        <w:pageBreakBefore w:val="0"/>
+        <w:widowControl w:val="1"/>
+        <w:pBdr>
+          <w:top w:space="0" w:sz="0" w:val="nil"/>
+          <w:left w:space="0" w:sz="0" w:val="nil"/>
+          <w:bottom w:space="0" w:sz="0" w:val="nil"/>
+          <w:right w:space="0" w:sz="0" w:val="nil"/>
+          <w:between w:space="0" w:sz="0" w:val="nil"/>
+        </w:pBdr>
+        <w:shd w:fill="auto" w:val="clear"/>
+        <w:spacing w:after="0" w:before="0" w:line="360" w:lineRule="auto"/>
+        <w:ind w:right="0"/>
+        <w:jc w:val="left"/>
+        <w:rPr>
+          <w:rFonts w:ascii="Montserrat" w:cs="Montserrat" w:eastAsia="Montserrat" w:hAnsi="Montserrat"/>
+          <w:i w:val="1"/>
+        </w:rPr>
+      </w:pPr>
       <w:r>
         <w:rPr>
           <w:rtl w:val="0"/>
@@ -818,14 +1233,30 @@
       </w:r>
     </w:p>
     <w:sectPr>
+      <w:footerReference r:id="rId11" w:type="default"/>
       <w:pgSz w:h="16834" w:w="11909" w:orient="portrait"/>
-      <w:pgMar w:bottom="1440" w:top="1440" w:left="1440" w:right="1440" w:header="720" w:footer="720"/>
+      <w:pgMar w:bottom="1303.9370078740158" w:top="1303.9370078740158" w:left="1303.9370078740158" w:right="1303.9370078740158" w:header="720" w:footer="720"/>
       <w:pgNumType w:start="1"/>
     </w:sectPr>
   </w:body>
 </w:document>
 </file>
 
+<file path=word/footer1.xml><?xml version="1.0" encoding="utf-8"?>
+<w:ftr xmlns:mc="http://schemas.openxmlformats.org/markup-compatibility/2006" xmlns:o="urn:schemas-microsoft-com:office:office" xmlns:r="http://schemas.openxmlformats.org/officeDocument/2006/relationships" xmlns:m="http://schemas.openxmlformats.org/officeDocument/2006/math" xmlns:v="urn:schemas-microsoft-com:vml" xmlns:wp="http://schemas.openxmlformats.org/drawingml/2006/wordprocessingDrawing" xmlns:w10="urn:schemas-microsoft-com:office:word" xmlns:w="http://schemas.openxmlformats.org/wordprocessingml/2006/main" xmlns:wne="http://schemas.microsoft.com/office/word/2006/wordml" xmlns:sl="http://schemas.openxmlformats.org/schemaLibrary/2006/main" xmlns:a="http://schemas.openxmlformats.org/drawingml/2006/main" xmlns:pic="http://schemas.openxmlformats.org/drawingml/2006/picture" xmlns:c="http://schemas.openxmlformats.org/drawingml/2006/chart" xmlns:lc="http://schemas.openxmlformats.org/drawingml/2006/lockedCanvas" xmlns:dgm="http://schemas.openxmlformats.org/drawingml/2006/diagram" xmlns:wps="http://schemas.microsoft.com/office/word/2010/wordprocessingShape" xmlns:wpg="http://schemas.microsoft.com/office/word/2010/wordprocessingGroup" xmlns:w14="http://schemas.microsoft.com/office/word/2010/wordml" xmlns:w15="http://schemas.microsoft.com/office/word/2012/wordml" xmlns:w16="http://schemas.microsoft.com/office/word/2018/wordml" xmlns:w16cex="http://schemas.microsoft.com/office/word/2018/wordml/cex" xmlns:w16cid="http://schemas.microsoft.com/office/word/2016/wordml/cid" xmlns="http://schemas.microsoft.com/office/tasks/2019/documenttasks" xmlns:cr="http://schemas.microsoft.com/office/comments/2020/reactions">
+  <w:p>
+    <w:pPr>
+      <w:rPr/>
+    </w:pPr>
+    <w:r>
+      <w:rPr>
+        <w:rtl w:val="0"/>
+      </w:rPr>
+    </w:r>
+  </w:p>
+</w:ftr>
+</file>
+
 <file path=word/numbering.xml><?xml version="1.0" encoding="utf-8"?>
 <w:numbering xmlns:mc="http://schemas.openxmlformats.org/markup-compatibility/2006" xmlns:o="urn:schemas-microsoft-com:office:office" xmlns:r="http://schemas.openxmlformats.org/officeDocument/2006/relationships" xmlns:m="http://schemas.openxmlformats.org/officeDocument/2006/math" xmlns:v="urn:schemas-microsoft-com:vml" xmlns:wp="http://schemas.openxmlformats.org/drawingml/2006/wordprocessingDrawing" xmlns:w10="urn:schemas-microsoft-com:office:word" xmlns:w="http://schemas.openxmlformats.org/wordprocessingml/2006/main" xmlns:wne="http://schemas.microsoft.com/office/word/2006/wordml" xmlns:sl="http://schemas.openxmlformats.org/schemaLibrary/2006/main" xmlns:a="http://schemas.openxmlformats.org/drawingml/2006/main" xmlns:pic="http://schemas.openxmlformats.org/drawingml/2006/picture" xmlns:c="http://schemas.openxmlformats.org/drawingml/2006/chart" xmlns:lc="http://schemas.openxmlformats.org/drawingml/2006/lockedCanvas" xmlns:dgm="http://schemas.openxmlformats.org/drawingml/2006/diagram" xmlns:wps="http://schemas.microsoft.com/office/word/2010/wordprocessingShape" xmlns:wpg="http://schemas.microsoft.com/office/word/2010/wordprocessingGroup" xmlns:w14="http://schemas.microsoft.com/office/word/2010/wordml" xmlns:w15="http://schemas.microsoft.com/office/word/2012/wordml" xmlns:w16="http://schemas.microsoft.com/office/word/2018/wordml" xmlns:w16cex="http://schemas.microsoft.com/office/word/2018/wordml/cex" xmlns:w16cid="http://schemas.microsoft.com/office/word/2016/wordml/cid" xmlns="http://schemas.microsoft.com/office/tasks/2019/documenttasks" xmlns:cr="http://schemas.microsoft.com/office/comments/2020/reactions">
   <w:abstractNum w:abstractNumId="1">
@@ -838,6 +1269,7 @@
         <w:ind w:left="720" w:hanging="360"/>
       </w:pPr>
       <w:rPr>
+        <w:color w:val="000000"/>
         <w:u w:val="none"/>
       </w:rPr>
     </w:lvl>
@@ -1049,6 +1481,116 @@
     </w:lvl>
   </w:abstractNum>
   <w:abstractNum w:abstractNumId="3">
+    <w:lvl w:ilvl="0">
+      <w:start w:val="1"/>
+      <w:numFmt w:val="bullet"/>
+      <w:lvlText w:val="●"/>
+      <w:lvlJc w:val="left"/>
+      <w:pPr>
+        <w:ind w:left="720" w:hanging="360"/>
+      </w:pPr>
+      <w:rPr>
+        <w:u w:val="none"/>
+      </w:rPr>
+    </w:lvl>
+    <w:lvl w:ilvl="1">
+      <w:start w:val="1"/>
+      <w:numFmt w:val="bullet"/>
+      <w:lvlText w:val="○"/>
+      <w:lvlJc w:val="left"/>
+      <w:pPr>
+        <w:ind w:left="1440" w:hanging="360"/>
+      </w:pPr>
+      <w:rPr>
+        <w:u w:val="none"/>
+      </w:rPr>
+    </w:lvl>
+    <w:lvl w:ilvl="2">
+      <w:start w:val="1"/>
+      <w:numFmt w:val="bullet"/>
+      <w:lvlText w:val="■"/>
+      <w:lvlJc w:val="left"/>
+      <w:pPr>
+        <w:ind w:left="2160" w:hanging="360"/>
+      </w:pPr>
+      <w:rPr>
+        <w:u w:val="none"/>
+      </w:rPr>
+    </w:lvl>
+    <w:lvl w:ilvl="3">
+      <w:start w:val="1"/>
+      <w:numFmt w:val="bullet"/>
+      <w:lvlText w:val="●"/>
+      <w:lvlJc w:val="left"/>
+      <w:pPr>
+        <w:ind w:left="2880" w:hanging="360"/>
+      </w:pPr>
+      <w:rPr>
+        <w:u w:val="none"/>
+      </w:rPr>
+    </w:lvl>
+    <w:lvl w:ilvl="4">
+      <w:start w:val="1"/>
+      <w:numFmt w:val="bullet"/>
+      <w:lvlText w:val="○"/>
+      <w:lvlJc w:val="left"/>
+      <w:pPr>
+        <w:ind w:left="3600" w:hanging="360"/>
+      </w:pPr>
+      <w:rPr>
+        <w:u w:val="none"/>
+      </w:rPr>
+    </w:lvl>
+    <w:lvl w:ilvl="5">
+      <w:start w:val="1"/>
+      <w:numFmt w:val="bullet"/>
+      <w:lvlText w:val="■"/>
+      <w:lvlJc w:val="left"/>
+      <w:pPr>
+        <w:ind w:left="4320" w:hanging="360"/>
+      </w:pPr>
+      <w:rPr>
+        <w:u w:val="none"/>
+      </w:rPr>
+    </w:lvl>
+    <w:lvl w:ilvl="6">
+      <w:start w:val="1"/>
+      <w:numFmt w:val="bullet"/>
+      <w:lvlText w:val="●"/>
+      <w:lvlJc w:val="left"/>
+      <w:pPr>
+        <w:ind w:left="5040" w:hanging="360"/>
+      </w:pPr>
+      <w:rPr>
+        <w:u w:val="none"/>
+      </w:rPr>
+    </w:lvl>
+    <w:lvl w:ilvl="7">
+      <w:start w:val="1"/>
+      <w:numFmt w:val="bullet"/>
+      <w:lvlText w:val="○"/>
+      <w:lvlJc w:val="left"/>
+      <w:pPr>
+        <w:ind w:left="5760" w:hanging="360"/>
+      </w:pPr>
+      <w:rPr>
+        <w:u w:val="none"/>
+      </w:rPr>
+    </w:lvl>
+    <w:lvl w:ilvl="8">
+      <w:start w:val="1"/>
+      <w:numFmt w:val="bullet"/>
+      <w:lvlText w:val="■"/>
+      <w:lvlJc w:val="left"/>
+      <w:pPr>
+        <w:ind w:left="6480" w:hanging="360"/>
+      </w:pPr>
+      <w:rPr>
+        <w:u w:val="none"/>
+      </w:rPr>
+    </w:lvl>
+  </w:abstractNum>
+  <w:abstractNum w:abstractNumId="4">
     <w:lvl w:ilvl="0">
       <w:start w:val="1"/>
       <w:numFmt w:val="bullet"/>
@@ -1167,6 +1709,9 @@
   <w:num w:numId="3">
     <w:abstractNumId w:val="3"/>
   </w:num>
+  <w:num w:numId="4">
+    <w:abstractNumId w:val="4"/>
+  </w:num>
 </w:numbering>
 </file>
 
@@ -1187,11 +1732,19 @@
       </w:pPr>
     </w:pPrDefault>
   </w:docDefaults>
+  <w:style w:type="table" w:styleId="TableNormal" w:default="1">
+    <w:name w:val="TableNormal"/>
+    <w:tblPr>
+      <w:tblCellMar>
+        <w:top w:w="100.0" w:type="dxa"/>
+        <w:left w:w="100.0" w:type="dxa"/>
+        <w:bottom w:w="100.0" w:type="dxa"/>
+        <w:right w:w="100.0" w:type="dxa"/>
+      </w:tblCellMar>
+    </w:tblPr>
+  </w:style>
   <w:style w:type="paragraph" w:styleId="Normal" w:default="1">
     <w:name w:val="normal"/>
-  </w:style>
-  <w:style w:type="table" w:styleId="TableNormal" w:default="1">
-    <w:name w:val="TableNormal"/>
   </w:style>
   <w:style w:type="paragraph" w:styleId="Heading1">
     <w:name w:val="heading 1"/>
